--- a/word_reports/LP_0330_위치_282_Tchaikovsky_The Sleeping .docx
+++ b/word_reports/LP_0330_위치_282_Tchaikovsky_The Sleeping .docx
@@ -4,7 +4,7 @@
   <w:body>
     <w:p>
       <w:pPr>
-        <w:spacing w:after="280"/>
+        <w:spacing w:after="80"/>
       </w:pPr>
       <w:r>
         <w:rPr w:rFonts="맑은 고딕">
@@ -13,94 +13,47 @@
           <w:color w:val="1E3A8A"/>
           <w:sz w:val="30"/>
         </w:rPr>
-        <w:t>[282] Tchaikovsky - The Sleeping Beauty</w:t>
+        <w:t>Tchaikovsky (차이코프스키) - The Sleeping Beauty</w:t>
       </w:r>
     </w:p>
     <w:p>
       <w:pPr>
-        <w:spacing w:after="320"/>
+        <w:spacing w:after="240"/>
       </w:pPr>
       <w:r>
         <w:rPr w:rFonts="맑은 고딕">
           <w:rFonts w:ascii="맑은 고딕" w:hAnsi="맑은 고딕" w:eastAsia="맑은 고딕"/>
           <w:b/>
-          <w:sz w:val="20"/>
+          <w:color w:val="4B5563"/>
+          <w:sz w:val="22"/>
         </w:rPr>
-        <w:t>■ 위치 : 282</w:t>
-        <w:br/>
-      </w:r>
-      <w:r>
-        <w:rPr w:rFonts="맑은 고딕">
-          <w:rFonts w:ascii="맑은 고딕" w:hAnsi="맑은 고딕" w:eastAsia="맑은 고딕"/>
-          <w:b/>
-          <w:sz w:val="20"/>
-        </w:rPr>
-        <w:t>■ 아티스트 : Tchaikovsky</w:t>
-        <w:br/>
-      </w:r>
-      <w:r>
-        <w:rPr w:rFonts="맑은 고딕">
-          <w:rFonts w:ascii="맑은 고딕" w:hAnsi="맑은 고딕" w:eastAsia="맑은 고딕"/>
-          <w:b/>
-          <w:sz w:val="20"/>
-        </w:rPr>
-        <w:t>■ 앨범명 : The Sleeping Beauty</w:t>
-        <w:br/>
-      </w:r>
-      <w:r>
-        <w:rPr w:rFonts="맑은 고딕">
-          <w:rFonts w:ascii="맑은 고딕" w:hAnsi="맑은 고딕" w:eastAsia="맑은 고딕"/>
-          <w:b w:val="0"/>
-          <w:sz w:val="20"/>
-        </w:rPr>
-        <w:t>■ 음반 레이블 : EMI Records</w:t>
-        <w:br/>
-      </w:r>
-      <w:r>
-        <w:rPr w:rFonts="맑은 고딕">
-          <w:rFonts w:ascii="맑은 고딕" w:hAnsi="맑은 고딕" w:eastAsia="맑은 고딕"/>
-          <w:b w:val="0"/>
-          <w:sz w:val="20"/>
-        </w:rPr>
-        <w:t>■ 발매년도 : 1974</w:t>
-        <w:br/>
-      </w:r>
-      <w:r>
-        <w:rPr w:rFonts="맑은 고딕">
-          <w:rFonts w:ascii="맑은 고딕" w:hAnsi="맑은 고딕" w:eastAsia="맑은 고딕"/>
-          <w:b w:val="0"/>
-          <w:sz w:val="20"/>
-        </w:rPr>
-        <w:t>■ 장르 : 클래식 / 발레 음악</w:t>
-        <w:br/>
-      </w:r>
-      <w:r>
-        <w:rPr w:rFonts="맑은 고딕">
-          <w:rFonts w:ascii="맑은 고딕" w:hAnsi="맑은 고딕" w:eastAsia="맑은 고딕"/>
-          <w:b w:val="0"/>
-          <w:sz w:val="20"/>
-        </w:rPr>
-        <w:t>■ 주요 수록곡 : 1. 서곡 및 서시: 요정들의 등장 (Introduction &amp; Prologue: The Fairies)</w:t>
-        <w:br/>
+        <w:t>위치 :  282</w:t>
       </w:r>
     </w:p>
     <w:p>
       <w:pPr>
-        <w:spacing w:after="160"/>
+        <w:spacing w:line="324" w:lineRule="auto" w:before="80" w:after="160"/>
       </w:pPr>
       <w:r>
         <w:rPr w:rFonts="맑은 고딕">
           <w:rFonts w:ascii="맑은 고딕" w:hAnsi="맑은 고딕" w:eastAsia="맑은 고딕"/>
           <w:b/>
           <w:color w:val="1F2937"/>
-          <w:sz w:val="24"/>
+          <w:sz w:val="22"/>
         </w:rPr>
-        <w:t>■ 음반 해설 및 감상 가이드</w:t>
+        <w:t xml:space="preserve">[음반 소개] </w:t>
+      </w:r>
+      <w:r>
+        <w:rPr w:rFonts="맑은 고딕">
+          <w:rFonts w:ascii="맑은 고딕" w:hAnsi="맑은 고딕" w:eastAsia="맑은 고딕"/>
+          <w:b w:val="0"/>
+          <w:sz w:val="21"/>
+        </w:rPr>
       </w:r>
     </w:p>
     <w:p>
       <w:pPr>
-        <w:spacing w:line="312" w:lineRule="auto" w:after="120"/>
+        <w:spacing w:line="324" w:lineRule="auto" w:after="120"/>
       </w:pPr>
       <w:r>
         <w:rPr w:rFonts="맑은 고딕">
@@ -108,51 +61,516 @@
           <w:b w:val="0"/>
           <w:sz w:val="21"/>
         </w:rPr>
-        <w:t>표트르 일리치 차이콥스키의 3대 발레 명작 중 하나인 &lt;잠자는 숲속의 공주(The Sleeping Beauty, Op. 66)&gt;는 19세기 고전 발레 음악의 최정점을 보여주는 거작입니다. 샤를 페로의 동화를 바탕으로 체계적인 관현악 기법과 화려한 멜로디를 더해 완성된 이 작품은 단순히 무용을 뒷받침하는 수준에 머물렀던 당시 발레 음악의 지위를 교향악적 반열로 끌어올린 가치를 지닙니다. 이 음반은 안드레 프레빈(André Previn)이 이끄는 런던 심포니 오케스트라의 1974년 EMI 명연주를 담고 있으며, 오페라적 서사와 발레의 우아함이 고스란히 살아 숨 쉬는 명반으로 손꼽힙니다.</w:t>
+        <w:t>차이코프스키의 3대 발레 걸작 중 가장 화려하고 장엄한 선율미를 자랑하는 &lt;잠자는 숲속의 미녀&gt;는 동화적 순수함과 러시아 낭만주의의 깊은 서정성이 완벽하게 결합된 불멸의 고전입니다. 정교하게 직조된 관현악의 색채와 극적인 드라마투르기는 발레 음악을 단순한 무용 반주의 차원을 넘어 독자적인 교향악적 예술 형식으로 승격시켰습니다. 황금빛 오케스트레이션이 빚어내는 환상적인 음향은 한 세기가 훌쩍 지난 오늘날에도 세대를 뛰어넘어 듣는 이의 영혼에 찬란한 빛과 잊을 수 없는 낭만적 감동을 선사합니다.</w:t>
       </w:r>
     </w:p>
     <w:p>
       <w:pPr>
-        <w:spacing w:line="312" w:lineRule="auto" w:after="120"/>
+        <w:spacing w:line="324" w:lineRule="auto" w:before="200" w:after="80"/>
       </w:pPr>
+      <w:r>
+        <w:rPr w:rFonts="맑은 고딕">
+          <w:rFonts w:ascii="맑은 고딕" w:hAnsi="맑은 고딕" w:eastAsia="맑은 고딕"/>
+          <w:b/>
+          <w:color w:val="1E3A8A"/>
+          <w:sz w:val="24"/>
+        </w:rPr>
+        <w:t>1. 음반 데이터</w:t>
+      </w:r>
+    </w:p>
+    <w:p>
+      <w:pPr>
+        <w:spacing w:line="324" w:lineRule="auto" w:after="80"/>
+      </w:pPr>
+      <w:r>
+        <w:rPr w:rFonts="맑은 고딕">
+          <w:rFonts w:ascii="맑은 고딕" w:hAnsi="맑은 고딕" w:eastAsia="맑은 고딕"/>
+          <w:b w:val="0"/>
+          <w:color w:val="6B7280"/>
+          <w:sz w:val="21"/>
+        </w:rPr>
+        <w:t xml:space="preserve">· </w:t>
+      </w:r>
+      <w:r>
+        <w:rPr w:rFonts="맑은 고딕">
+          <w:rFonts w:ascii="맑은 고딕" w:hAnsi="맑은 고딕" w:eastAsia="맑은 고딕"/>
+          <w:b/>
+          <w:color w:val="1F2937"/>
+          <w:sz w:val="21"/>
+        </w:rPr>
+        <w:t xml:space="preserve">앨범명: </w:t>
+      </w:r>
       <w:r>
         <w:rPr w:rFonts="맑은 고딕">
           <w:rFonts w:ascii="맑은 고딕" w:hAnsi="맑은 고딕" w:eastAsia="맑은 고딕"/>
           <w:b w:val="0"/>
           <w:sz w:val="21"/>
         </w:rPr>
-        <w:t>음악적으로 이 작품은 라이트모티프(주도동기)의 세련된 활용이 돋보입니다. 착한 라일락 요정을 상징하는 단아하고 아름다운 선율과 악한 카라보스를 상징하는 불길하고 어두운 금관 악기의 조화는 작품 전체에 극적인 긴장감을 부여합니다. 특히 1막에 등장하는 '장미의 아다지오'는 오로라 공주와 네 명의 구혼자가 펼치는 관현악의 화려함과 감미로움이 절정을 이루며, 2막의 '파노라마'는 물결치듯 흐르는 현악기와 목관의 조화로 환상적인 꿈의 세계를 완벽하게 묘사해 냅니다.</w:t>
+        <w:t>The Sleeping Beauty</w:t>
       </w:r>
     </w:p>
     <w:p>
       <w:pPr>
-        <w:spacing w:line="312" w:lineRule="auto" w:after="120"/>
+        <w:spacing w:line="324" w:lineRule="auto" w:after="80"/>
       </w:pPr>
+      <w:r>
+        <w:rPr w:rFonts="맑은 고딕">
+          <w:rFonts w:ascii="맑은 고딕" w:hAnsi="맑은 고딕" w:eastAsia="맑은 고딕"/>
+          <w:b w:val="0"/>
+          <w:color w:val="6B7280"/>
+          <w:sz w:val="21"/>
+        </w:rPr>
+        <w:t xml:space="preserve">· </w:t>
+      </w:r>
+      <w:r>
+        <w:rPr w:rFonts="맑은 고딕">
+          <w:rFonts w:ascii="맑은 고딕" w:hAnsi="맑은 고딕" w:eastAsia="맑은 고딕"/>
+          <w:b/>
+          <w:color w:val="1F2937"/>
+          <w:sz w:val="21"/>
+        </w:rPr>
+        <w:t xml:space="preserve">아티스트: </w:t>
+      </w:r>
       <w:r>
         <w:rPr w:rFonts="맑은 고딕">
           <w:rFonts w:ascii="맑은 고딕" w:hAnsi="맑은 고딕" w:eastAsia="맑은 고딕"/>
           <w:b w:val="0"/>
           <w:sz w:val="21"/>
         </w:rPr>
-        <w:t>안드레 프레빈의 지휘는 드라마틱한 극의 전개와 정교한 오케스트레이션을 동시에 잡아내며 훌륭한 균형감을 보여줍니다. 런던 심포니 오케스트라의 풍성하고 웅장한 현악 섹션과 빛나는 금관의 음색은 차이콥스키 특유의 낭만적인 관현악법을 완벽하게 재현합니다. 박진감 넘치는 템포 설정과 섬세한 강약 조절은 듣는 이로 하여금 마치 눈앞에서 최고급 발레단의 무용이 펼쳐지는 듯한 착각을 불러일으킵니다.</w:t>
+        <w:t>Tchaikovsky (차이코프스키)</w:t>
       </w:r>
     </w:p>
     <w:p>
       <w:pPr>
-        <w:spacing w:line="312" w:lineRule="auto" w:after="120"/>
+        <w:spacing w:line="324" w:lineRule="auto" w:after="80"/>
       </w:pPr>
+      <w:r>
+        <w:rPr w:rFonts="맑은 고딕">
+          <w:rFonts w:ascii="맑은 고딕" w:hAnsi="맑은 고딕" w:eastAsia="맑은 고딕"/>
+          <w:b w:val="0"/>
+          <w:color w:val="6B7280"/>
+          <w:sz w:val="21"/>
+        </w:rPr>
+        <w:t xml:space="preserve">· </w:t>
+      </w:r>
+      <w:r>
+        <w:rPr w:rFonts="맑은 고딕">
+          <w:rFonts w:ascii="맑은 고딕" w:hAnsi="맑은 고딕" w:eastAsia="맑은 고딕"/>
+          <w:b/>
+          <w:color w:val="1F2937"/>
+          <w:sz w:val="21"/>
+        </w:rPr>
+        <w:t xml:space="preserve">발매 정보: </w:t>
+      </w:r>
       <w:r>
         <w:rPr w:rFonts="맑은 고딕">
           <w:rFonts w:ascii="맑은 고딕" w:hAnsi="맑은 고딕" w:eastAsia="맑은 고딕"/>
           <w:b w:val="0"/>
           <w:sz w:val="21"/>
         </w:rPr>
-        <w:t>이 LP 음반은 아날로그 녹음 황금기의 따뜻하고 풍부한 공간감을 고스란히 담아내어 오디오필(Audio-file)들에게도 깊은 감동을 선사합니다. LP 턴테이블의 바늘이 도랑을 탈 때 느껴지는 오케스트라의 입체적인 잔향과 차이콥스키가 창조해 낸 탐미적인 음색의 성찬은, 바쁜 현대인들에게 고전적 품격과 환상적인 동화적 휴식을 전해줄 것입니다.</w:t>
+        <w:t>1890년 상트페테르부르크 마린스키 극장에서 초연된 샤를 페로의 동화 기반 발레 작품으로, 20세기 중후반 LP의 황금기 시절 도이치 그라모폰(DG), 데카(Decca), EMI 등 세계적 권위의 클래식 레이블들을 통해 당대 최고 거장 지휘자들과 명문 오케스트라의 역사적 명연으로 아날로그 음반화되었습니다.</w:t>
+      </w:r>
+    </w:p>
+    <w:p>
+      <w:pPr>
+        <w:spacing w:line="324" w:lineRule="auto" w:after="80"/>
+      </w:pPr>
+      <w:r>
+        <w:rPr w:rFonts="맑은 고딕">
+          <w:rFonts w:ascii="맑은 고딕" w:hAnsi="맑은 고딕" w:eastAsia="맑은 고딕"/>
+          <w:b w:val="0"/>
+          <w:color w:val="6B7280"/>
+          <w:sz w:val="21"/>
+        </w:rPr>
+        <w:t xml:space="preserve">· </w:t>
+      </w:r>
+      <w:r>
+        <w:rPr w:rFonts="맑은 고딕">
+          <w:rFonts w:ascii="맑은 고딕" w:hAnsi="맑은 고딕" w:eastAsia="맑은 고딕"/>
+          <w:b/>
+          <w:color w:val="1F2937"/>
+          <w:sz w:val="21"/>
+        </w:rPr>
+        <w:t xml:space="preserve">LP 인기도(판매량): </w:t>
+      </w:r>
+      <w:r>
+        <w:rPr w:rFonts="맑은 고딕">
+          <w:rFonts w:ascii="맑은 고딕" w:hAnsi="맑은 고딕" w:eastAsia="맑은 고딕"/>
+          <w:b w:val="0"/>
+          <w:sz w:val="21"/>
+        </w:rPr>
+        <w:t>초연 당시부터 전 유럽의 찬사를 이끌어낸 이 작품은 LP 시대 개막 이후 하이파이(Hi-Fi) 스테레오 사운드의 표준 레퍼토리로 각광받으며 클래식 차트 상위권을 장기 집권하였고, 발레 모음곡 및 전곡 음반 모두 수십만 장 이상의 판매고를 올리며 클래식 스테디셀러로 굳건히 자리매김했습니다.</w:t>
+      </w:r>
+    </w:p>
+    <w:p>
+      <w:pPr>
+        <w:spacing w:line="324" w:lineRule="auto" w:after="80"/>
+      </w:pPr>
+      <w:r>
+        <w:rPr w:rFonts="맑은 고딕">
+          <w:rFonts w:ascii="맑은 고딕" w:hAnsi="맑은 고딕" w:eastAsia="맑은 고딕"/>
+          <w:b w:val="0"/>
+          <w:color w:val="6B7280"/>
+          <w:sz w:val="21"/>
+        </w:rPr>
+        <w:t xml:space="preserve">· </w:t>
+      </w:r>
+      <w:r>
+        <w:rPr w:rFonts="맑은 고딕">
+          <w:rFonts w:ascii="맑은 고딕" w:hAnsi="맑은 고딕" w:eastAsia="맑은 고딕"/>
+          <w:b/>
+          <w:color w:val="1F2937"/>
+          <w:sz w:val="21"/>
+        </w:rPr>
+        <w:t xml:space="preserve">각종 수상경력: </w:t>
+      </w:r>
+      <w:r>
+        <w:rPr w:rFonts="맑은 고딕">
+          <w:rFonts w:ascii="맑은 고딕" w:hAnsi="맑은 고딕" w:eastAsia="맑은 고딕"/>
+          <w:b w:val="0"/>
+          <w:sz w:val="21"/>
+        </w:rPr>
+        <w:t>그라모폰 어워드(Gramophone Classical Music Awards)를 비롯하여 에디슨 어워드, 일본 레코드 아카데미상 등 세계 유수의 클래식 음반상을 휩쓴 명연주자들의 명반 카탈로그에 지속적으로 등재되며 음악사적 가치와 권위를 공인받았습니다.</w:t>
+      </w:r>
+    </w:p>
+    <w:p>
+      <w:pPr>
+        <w:spacing w:line="324" w:lineRule="auto" w:before="200" w:after="80"/>
+      </w:pPr>
+      <w:r>
+        <w:rPr w:rFonts="맑은 고딕">
+          <w:rFonts w:ascii="맑은 고딕" w:hAnsi="맑은 고딕" w:eastAsia="맑은 고딕"/>
+          <w:b/>
+          <w:color w:val="1E3A8A"/>
+          <w:sz w:val="24"/>
+        </w:rPr>
+        <w:t>2. 아티스트 정보</w:t>
+      </w:r>
+    </w:p>
+    <w:p>
+      <w:pPr>
+        <w:spacing w:line="324" w:lineRule="auto" w:after="80"/>
+      </w:pPr>
+      <w:r>
+        <w:rPr w:rFonts="맑은 고딕">
+          <w:rFonts w:ascii="맑은 고딕" w:hAnsi="맑은 고딕" w:eastAsia="맑은 고딕"/>
+          <w:b w:val="0"/>
+          <w:color w:val="6B7280"/>
+          <w:sz w:val="21"/>
+        </w:rPr>
+        <w:t xml:space="preserve">· </w:t>
+      </w:r>
+      <w:r>
+        <w:rPr w:rFonts="맑은 고딕">
+          <w:rFonts w:ascii="맑은 고딕" w:hAnsi="맑은 고딕" w:eastAsia="맑은 고딕"/>
+          <w:b/>
+          <w:color w:val="1F2937"/>
+          <w:sz w:val="21"/>
+        </w:rPr>
+        <w:t xml:space="preserve">국적: </w:t>
+      </w:r>
+      <w:r>
+        <w:rPr w:rFonts="맑은 고딕">
+          <w:rFonts w:ascii="맑은 고딕" w:hAnsi="맑은 고딕" w:eastAsia="맑은 고딕"/>
+          <w:b w:val="0"/>
+          <w:sz w:val="21"/>
+        </w:rPr>
+        <w:t>러시아 (Russia)</w:t>
+      </w:r>
+    </w:p>
+    <w:p>
+      <w:pPr>
+        <w:spacing w:line="324" w:lineRule="auto" w:after="80"/>
+      </w:pPr>
+      <w:r>
+        <w:rPr w:rFonts="맑은 고딕">
+          <w:rFonts w:ascii="맑은 고딕" w:hAnsi="맑은 고딕" w:eastAsia="맑은 고딕"/>
+          <w:b w:val="0"/>
+          <w:color w:val="6B7280"/>
+          <w:sz w:val="21"/>
+        </w:rPr>
+        <w:t xml:space="preserve">· </w:t>
+      </w:r>
+      <w:r>
+        <w:rPr w:rFonts="맑은 고딕">
+          <w:rFonts w:ascii="맑은 고딕" w:hAnsi="맑은 고딕" w:eastAsia="맑은 고딕"/>
+          <w:b/>
+          <w:color w:val="1F2937"/>
+          <w:sz w:val="21"/>
+        </w:rPr>
+        <w:t xml:space="preserve">생몰년도: </w:t>
+      </w:r>
+      <w:r>
+        <w:rPr w:rFonts="맑은 고딕">
+          <w:rFonts w:ascii="맑은 고딕" w:hAnsi="맑은 고딕" w:eastAsia="맑은 고딕"/>
+          <w:b w:val="0"/>
+          <w:sz w:val="21"/>
+        </w:rPr>
+        <w:t>1840년 5월 7일 ~ 1893년 11월 6일</w:t>
+      </w:r>
+    </w:p>
+    <w:p>
+      <w:pPr>
+        <w:spacing w:line="324" w:lineRule="auto" w:after="80"/>
+      </w:pPr>
+      <w:r>
+        <w:rPr w:rFonts="맑은 고딕">
+          <w:rFonts w:ascii="맑은 고딕" w:hAnsi="맑은 고딕" w:eastAsia="맑은 고딕"/>
+          <w:b w:val="0"/>
+          <w:color w:val="6B7280"/>
+          <w:sz w:val="21"/>
+        </w:rPr>
+        <w:t xml:space="preserve">· </w:t>
+      </w:r>
+      <w:r>
+        <w:rPr w:rFonts="맑은 고딕">
+          <w:rFonts w:ascii="맑은 고딕" w:hAnsi="맑은 고딕" w:eastAsia="맑은 고딕"/>
+          <w:b/>
+          <w:color w:val="1F2937"/>
+          <w:sz w:val="21"/>
+        </w:rPr>
+        <w:t xml:space="preserve">그룹 소속: </w:t>
+      </w:r>
+      <w:r>
+        <w:rPr w:rFonts="맑은 고딕">
+          <w:rFonts w:ascii="맑은 고딕" w:hAnsi="맑은 고딕" w:eastAsia="맑은 고딕"/>
+          <w:b w:val="0"/>
+          <w:sz w:val="21"/>
+        </w:rPr>
+        <w:t>솔로</w:t>
+      </w:r>
+    </w:p>
+    <w:p>
+      <w:pPr>
+        <w:spacing w:line="324" w:lineRule="auto" w:after="80"/>
+      </w:pPr>
+      <w:r>
+        <w:rPr w:rFonts="맑은 고딕">
+          <w:rFonts w:ascii="맑은 고딕" w:hAnsi="맑은 고딕" w:eastAsia="맑은 고딕"/>
+          <w:b w:val="0"/>
+          <w:color w:val="6B7280"/>
+          <w:sz w:val="21"/>
+        </w:rPr>
+        <w:t xml:space="preserve">· </w:t>
+      </w:r>
+      <w:r>
+        <w:rPr w:rFonts="맑은 고딕">
+          <w:rFonts w:ascii="맑은 고딕" w:hAnsi="맑은 고딕" w:eastAsia="맑은 고딕"/>
+          <w:b/>
+          <w:color w:val="1F2937"/>
+          <w:sz w:val="21"/>
+        </w:rPr>
+        <w:t xml:space="preserve">아티스트 소개: </w:t>
+      </w:r>
+      <w:r>
+        <w:rPr w:rFonts="맑은 고딕">
+          <w:rFonts w:ascii="맑은 고딕" w:hAnsi="맑은 고딕" w:eastAsia="맑은 고딕"/>
+          <w:b w:val="0"/>
+          <w:sz w:val="21"/>
+        </w:rPr>
+        <w:t>표트르 일리치 차이코프스키는 서구적인 고전 교향악 양식과 러시아 고유의 깊은 우수, 그리고 천재적인 선율미를 융합하여 19세기 낭만주의 음악의 정점을 이룩한 거장입니다. 교향곡과 협주곡뿐만 아니라 발레 음악의 지평을 완전히 바꾸어 놓은 그는 드라마틱한 감정선과 서정성으로 오늘날까지 전 세계 음악 애호가들에게 가장 깊은 사랑을 받는 위대한 작곡가입니다.</w:t>
+      </w:r>
+    </w:p>
+    <w:p>
+      <w:pPr>
+        <w:spacing w:line="324" w:lineRule="auto" w:before="200" w:after="80"/>
+      </w:pPr>
+      <w:r>
+        <w:rPr w:rFonts="맑은 고딕">
+          <w:rFonts w:ascii="맑은 고딕" w:hAnsi="맑은 고딕" w:eastAsia="맑은 고딕"/>
+          <w:b/>
+          <w:color w:val="1E3A8A"/>
+          <w:sz w:val="24"/>
+        </w:rPr>
+        <w:t>3. 음반 상세 분석</w:t>
+      </w:r>
+    </w:p>
+    <w:p>
+      <w:pPr>
+        <w:spacing w:line="324" w:lineRule="auto" w:after="80"/>
+      </w:pPr>
+      <w:r>
+        <w:rPr w:rFonts="맑은 고딕">
+          <w:rFonts w:ascii="맑은 고딕" w:hAnsi="맑은 고딕" w:eastAsia="맑은 고딕"/>
+          <w:b w:val="0"/>
+          <w:color w:val="6B7280"/>
+          <w:sz w:val="21"/>
+        </w:rPr>
+        <w:t xml:space="preserve">· </w:t>
+      </w:r>
+      <w:r>
+        <w:rPr w:rFonts="맑은 고딕">
+          <w:rFonts w:ascii="맑은 고딕" w:hAnsi="맑은 고딕" w:eastAsia="맑은 고딕"/>
+          <w:b/>
+          <w:color w:val="1F2937"/>
+          <w:sz w:val="21"/>
+        </w:rPr>
+        <w:t xml:space="preserve">역사적 위치: </w:t>
+      </w:r>
+      <w:r>
+        <w:rPr w:rFonts="맑은 고딕">
+          <w:rFonts w:ascii="맑은 고딕" w:hAnsi="맑은 고딕" w:eastAsia="맑은 고딕"/>
+          <w:b w:val="0"/>
+          <w:sz w:val="21"/>
+        </w:rPr>
+        <w:t>&lt;백조의 호수&gt;, &lt;호두까기 인형&gt;과 함께 차이코프스키 3대 발레 음악의 중심을 이루는 이 음반은 프랑스 궁정 발레의 우아한 형식미와 러시아 오케스트라의 격정이 결합한 기념비적 이정표입니다. 무대 뒤 보조 예술에 머물던 발레 음악을 순수 교향시의 반열로 끌어올림으로써 후대 스트라빈스키와 프로코피예프로 이어지는 현대 발레 음악의 모태가 되었습니다.</w:t>
+      </w:r>
+    </w:p>
+    <w:p>
+      <w:pPr>
+        <w:spacing w:line="324" w:lineRule="auto" w:after="80"/>
+      </w:pPr>
+      <w:r>
+        <w:rPr w:rFonts="맑은 고딕">
+          <w:rFonts w:ascii="맑은 고딕" w:hAnsi="맑은 고딕" w:eastAsia="맑은 고딕"/>
+          <w:b w:val="0"/>
+          <w:color w:val="6B7280"/>
+          <w:sz w:val="21"/>
+        </w:rPr>
+        <w:t xml:space="preserve">· </w:t>
+      </w:r>
+      <w:r>
+        <w:rPr w:rFonts="맑은 고딕">
+          <w:rFonts w:ascii="맑은 고딕" w:hAnsi="맑은 고딕" w:eastAsia="맑은 고딕"/>
+          <w:b/>
+          <w:color w:val="1F2937"/>
+          <w:sz w:val="21"/>
+        </w:rPr>
+        <w:t xml:space="preserve">시대의 흔적(스토리텔링): </w:t>
+      </w:r>
+      <w:r>
+        <w:rPr w:rFonts="맑은 고딕">
+          <w:rFonts w:ascii="맑은 고딕" w:hAnsi="맑은 고딕" w:eastAsia="맑은 고딕"/>
+          <w:b w:val="0"/>
+          <w:sz w:val="21"/>
+        </w:rPr>
+        <w:t>제정 러시아 말기 귀족 문화의 황금기를 수놓았던 이 화려한 음악은 20세기 전란과 격변을 겪은 현대인들에게 영원한 아름다움과 순수를 상기시키는 정서적 안식처가 되었습니다. 특히 LP 전성기 시절 거실의 턴테이블을 통해 동화 속 환상의 세계를 재현해 내며 음악을 통한 낭만과 위안의 시대를 활짝 열어젖혔습니다.</w:t>
+      </w:r>
+    </w:p>
+    <w:p>
+      <w:pPr>
+        <w:spacing w:line="324" w:lineRule="auto" w:before="200" w:after="80"/>
+      </w:pPr>
+      <w:r>
+        <w:rPr w:rFonts="맑은 고딕">
+          <w:rFonts w:ascii="맑은 고딕" w:hAnsi="맑은 고딕" w:eastAsia="맑은 고딕"/>
+          <w:b/>
+          <w:color w:val="1E3A8A"/>
+          <w:sz w:val="24"/>
+        </w:rPr>
+        <w:t>4. 주요 수록곡 및 감상 제언</w:t>
+      </w:r>
+    </w:p>
+    <w:p>
+      <w:pPr>
+        <w:spacing w:line="324" w:lineRule="auto" w:after="80"/>
+      </w:pPr>
+      <w:r>
+        <w:rPr w:rFonts="맑은 고딕">
+          <w:rFonts w:ascii="맑은 고딕" w:hAnsi="맑은 고딕" w:eastAsia="맑은 고딕"/>
+          <w:b w:val="0"/>
+          <w:color w:val="6B7280"/>
+          <w:sz w:val="21"/>
+        </w:rPr>
+        <w:t xml:space="preserve">· </w:t>
+      </w:r>
+      <w:r>
+        <w:rPr w:rFonts="맑은 고딕">
+          <w:rFonts w:ascii="맑은 고딕" w:hAnsi="맑은 고딕" w:eastAsia="맑은 고딕"/>
+          <w:b/>
+          <w:color w:val="1F2937"/>
+          <w:sz w:val="21"/>
+        </w:rPr>
+        <w:t xml:space="preserve">주요 수록곡 특징: </w:t>
+      </w:r>
+      <w:r>
+        <w:rPr w:rFonts="맑은 고딕">
+          <w:rFonts w:ascii="맑은 고딕" w:hAnsi="맑은 고딕" w:eastAsia="맑은 고딕"/>
+          <w:b w:val="0"/>
+          <w:sz w:val="21"/>
+        </w:rPr>
+        <w:t>악마 카라보스의 불길한 테마와 라일락 요정의 고결한 선율이 극적으로 대립하는 '서곡(Prologue)', 우아하고 화려한 선율로 대중에게 가장 친숙한 '왈츠(Waltz)', 하프의 찬란한 아르페지오와 현악기의 농밀한 호흡이 극치를 이루는 '로즈 아다지오(Rose Adagio)' 등 매 순간 마법처럼 펼쳐지는 오케스트라의 색채가 깊은 황홀경을 선사합니다.</w:t>
+      </w:r>
+    </w:p>
+    <w:p>
+      <w:pPr>
+        <w:spacing w:line="324" w:lineRule="auto" w:after="80"/>
+      </w:pPr>
+      <w:r>
+        <w:rPr w:rFonts="맑은 고딕">
+          <w:rFonts w:ascii="맑은 고딕" w:hAnsi="맑은 고딕" w:eastAsia="맑은 고딕"/>
+          <w:b w:val="0"/>
+          <w:color w:val="6B7280"/>
+          <w:sz w:val="21"/>
+        </w:rPr>
+        <w:t xml:space="preserve">· </w:t>
+      </w:r>
+      <w:r>
+        <w:rPr w:rFonts="맑은 고딕">
+          <w:rFonts w:ascii="맑은 고딕" w:hAnsi="맑은 고딕" w:eastAsia="맑은 고딕"/>
+          <w:b/>
+          <w:color w:val="1F2937"/>
+          <w:sz w:val="21"/>
+        </w:rPr>
+        <w:t xml:space="preserve">빈티지 감상 제언: </w:t>
+      </w:r>
+      <w:r>
+        <w:rPr w:rFonts="맑은 고딕">
+          <w:rFonts w:ascii="맑은 고딕" w:hAnsi="맑은 고딕" w:eastAsia="맑은 고딕"/>
+          <w:b w:val="0"/>
+          <w:sz w:val="21"/>
+        </w:rPr>
+        <w:t>바이닐의 소리골을 스치는 바늘 끝에서 피어나는 온기 어린 배음은 현악기 군의 풍성한 질감과 금관악기의 찬연한 광채를 놀랍도록 입체적으로 재현합니다. 진공관 앰프 특유의 포근한 잔향과 어우러질 때 대편성 오케스트라의 웅장한 다이내믹 레인지는 물론, 목관악기의 가녀린 숨결까지 선명하게 살아나 마치 마린스키 극장의 로열 박스석에 앉아 있는 듯한 감동을 전해줍니다.</w:t>
+      </w:r>
+    </w:p>
+    <w:p>
+      <w:pPr>
+        <w:spacing w:line="324" w:lineRule="auto" w:after="80"/>
+      </w:pPr>
+      <w:r>
+        <w:rPr w:rFonts="맑은 고딕">
+          <w:rFonts w:ascii="맑은 고딕" w:hAnsi="맑은 고딕" w:eastAsia="맑은 고딕"/>
+          <w:b w:val="0"/>
+          <w:color w:val="6B7280"/>
+          <w:sz w:val="21"/>
+        </w:rPr>
+        <w:t xml:space="preserve">· </w:t>
+      </w:r>
+      <w:r>
+        <w:rPr w:rFonts="맑은 고딕">
+          <w:rFonts w:ascii="맑은 고딕" w:hAnsi="맑은 고딕" w:eastAsia="맑은 고딕"/>
+          <w:b/>
+          <w:color w:val="1F2937"/>
+          <w:sz w:val="21"/>
+        </w:rPr>
+        <w:t xml:space="preserve">소장 가치: </w:t>
+      </w:r>
+      <w:r>
+        <w:rPr w:rFonts="맑은 고딕">
+          <w:rFonts w:ascii="맑은 고딕" w:hAnsi="맑은 고딕" w:eastAsia="맑은 고딕"/>
+          <w:b w:val="0"/>
+          <w:sz w:val="21"/>
+        </w:rPr>
+        <w:t>정교한 오케스트레이션과 극적인 선율미가 최상의 밸런스를 이루는 본 음반은 아날로그 오디오 시스템의 충실도와 음악적 뉘앙스를 온전히 체감할 수 있는 최고의 오디오파일용 명반입니다. 세월의 흐름 속에서도 퇴색되지 않는 고귀한 예술적 품격을 지닌, 모든 LP 컬렉터의 서랍 한편을 반드시 차지해야 할 필수 소장반입니다.</w:t>
+      </w:r>
+    </w:p>
+    <w:p>
+      <w:pPr>
+        <w:spacing w:line="324" w:lineRule="auto" w:after="120" w:before="160"/>
+      </w:pPr>
+      <w:r>
+        <w:rPr w:rFonts="맑은 고딕">
+          <w:rFonts w:ascii="맑은 고딕" w:hAnsi="맑은 고딕" w:eastAsia="맑은 고딕"/>
+          <w:b/>
+          <w:color w:val="4338CA"/>
+          <w:sz w:val="21"/>
+        </w:rPr>
+        <w:t>이 음반을 통해 차이코프스키가 아날로그 바이닐의 숨결 속에 봉인해 둔 찬란한 동화적 낭만과 웅장한 관현악이 전해주는 감동을 다시 한번 경험해 보시는 것은 어떨까요?</w:t>
       </w:r>
     </w:p>
     <w:sectPr>
       <w:pgSz w:w="12240" w:h="15840"/>
-      <w:pgMar w:top="1440" w:right="1440" w:bottom="1440" w:left="1440" w:header="720" w:footer="720" w:gutter="0"/>
+      <w:pgMar w:top="1152" w:right="1296" w:bottom="1152" w:left="1296" w:header="720" w:footer="720" w:gutter="0"/>
       <w:cols w:space="720"/>
       <w:docGrid w:linePitch="360"/>
     </w:sectPr>

--- a/word_reports/LP_0330_위치_282_Tchaikovsky_The Sleeping .docx
+++ b/word_reports/LP_0330_위치_282_Tchaikovsky_The Sleeping .docx
@@ -32,7 +32,7 @@
     </w:p>
     <w:p>
       <w:pPr>
-        <w:spacing w:line="324" w:lineRule="auto" w:before="80" w:after="160"/>
+        <w:spacing w:line="324" w:lineRule="auto" w:before="80" w:after="120"/>
       </w:pPr>
       <w:r>
         <w:rPr w:rFonts="맑은 고딕">
@@ -42,13 +42,6 @@
           <w:sz w:val="22"/>
         </w:rPr>
         <w:t xml:space="preserve">[음반 소개] </w:t>
-      </w:r>
-      <w:r>
-        <w:rPr w:rFonts="맑은 고딕">
-          <w:rFonts w:ascii="맑은 고딕" w:hAnsi="맑은 고딕" w:eastAsia="맑은 고딕"/>
-          <w:b w:val="0"/>
-          <w:sz w:val="21"/>
-        </w:rPr>
       </w:r>
     </w:p>
     <w:p>
@@ -61,7 +54,33 @@
           <w:b w:val="0"/>
           <w:sz w:val="21"/>
         </w:rPr>
-        <w:t>차이코프스키의 3대 발레 걸작 중 가장 화려하고 장엄한 선율미를 자랑하는 &lt;잠자는 숲속의 미녀&gt;는 동화적 순수함과 러시아 낭만주의의 깊은 서정성이 완벽하게 결합된 불멸의 고전입니다. 정교하게 직조된 관현악의 색채와 극적인 드라마투르기는 발레 음악을 단순한 무용 반주의 차원을 넘어 독자적인 교향악적 예술 형식으로 승격시켰습니다. 황금빛 오케스트레이션이 빚어내는 환상적인 음향은 한 세기가 훌쩍 지난 오늘날에도 세대를 뛰어넘어 듣는 이의 영혼에 찬란한 빛과 잊을 수 없는 낭만적 감동을 선사합니다.</w:t>
+        <w:t>표트르 일리치 차이코프스키가 1889년에 완성하여 이듬해 상트페테르부르크 마린스키 극장에서 초연된 발레 음악의 찬란한 금자탑, 《잠자는 숲속의 미녀(The Sleeping Beauty, Op. 66)》는 서양 고전음악사와 무용음악의 지형도를 영원히 바꾸어 놓은 위대한 걸작입니다. 당대 제국극장 전속 안무가였던 마리우스 프티파의 치밀한 극적 구성과 차이코프스키의 천재적인 멜로디 메이킹이 조우하여 탄생한 이 작품은, 샤를 페로의 동화를 바탕으로 하면서도 단순한 무대 반주 음악에 머물던 발레 스코어를 하나의 독립적이고 장엄한 ‘교향악적 드라마’의 반열로 격상시켰습니다.</w:t>
+      </w:r>
+    </w:p>
+    <w:p>
+      <w:pPr>
+        <w:spacing w:line="324" w:lineRule="auto" w:after="120"/>
+      </w:pPr>
+      <w:r>
+        <w:rPr w:rFonts="맑은 고딕">
+          <w:rFonts w:ascii="맑은 고딕" w:hAnsi="맑은 고딕" w:eastAsia="맑은 고딕"/>
+          <w:b w:val="0"/>
+          <w:sz w:val="21"/>
+        </w:rPr>
+        <w:t>차이코프스키는 이 작품에 자신의 내밀한 예술적 철학을 오롯이 쏟아부었습니다. 악의 화신인 카라보스 테마의 불길하고 격정적인 불협화음과, 선의 상징인 라일락 요정 테마의 우아하고 찬연한 선율이 끊임없이 교차하며 펼쳐지는 대립은 빛과 어둠, 숙명과 구원이라는 인간 실존의 보편적 테마를 장엄하게 묘사합니다. 제정 러시아 황실 예술의 정점에서 피어난 세련된 프랑스풍의 우아함과 러시아 특유의 처연하면서도 웅장한 서정성이 절묘한 균형을 이루며, 작곡가가 지향했던 가장 순수한 낭만주의적 이상향을 구축해 냅니다.</w:t>
+      </w:r>
+    </w:p>
+    <w:p>
+      <w:pPr>
+        <w:spacing w:line="324" w:lineRule="auto" w:after="120"/>
+      </w:pPr>
+      <w:r>
+        <w:rPr w:rFonts="맑은 고딕">
+          <w:rFonts w:ascii="맑은 고딕" w:hAnsi="맑은 고딕" w:eastAsia="맑은 고딕"/>
+          <w:b w:val="0"/>
+          <w:sz w:val="21"/>
+        </w:rPr>
+        <w:t>세월이 흘러 반세기가 훌쩍 넘은 오늘날에도 이 음반이 선사하는 서정적 울림은 조금도 퇴색되지 않았습니다. 묵직한 LP의 그루브 속에서 피어오르는 현악기군의 유려한 프레이징과 금관악기의 눈부신 광채는 시대를 초월하여 듣는 이의 심장에 깊은 파동을 일으킵니다. 현대의 대중음악과 영화음악의 테마 작법에도 지대한 영감을 준 이 매혹적인 멜로디의 향연은, 차이코프스키라는 거인이 인류에게 남긴 가장 순수하고도 찬란한 사랑의 송가이자 영원히 깨어 숨 쉬는 예술혼의 증거입니다.</w:t>
       </w:r>
     </w:p>
     <w:p>
@@ -168,7 +187,7 @@
           <w:b w:val="0"/>
           <w:sz w:val="21"/>
         </w:rPr>
-        <w:t>1890년 상트페테르부르크 마린스키 극장에서 초연된 샤를 페로의 동화 기반 발레 작품으로, 20세기 중후반 LP의 황금기 시절 도이치 그라모폰(DG), 데카(Decca), EMI 등 세계적 권위의 클래식 레이블들을 통해 당대 최고 거장 지휘자들과 명문 오케스트라의 역사적 명연으로 아날로그 음반화되었습니다.</w:t>
+        <w:t>1890년 초연된 차이코프스키의 발레 명작을 세계적인 오케스트라와 지휘자의 명연으로 담아낸 기념비적 LP로, 정통 아날로그 마스터링을 거쳐 교향악적 웅장함과 무대 예술의 현장감을 온전히 복원해 낸 명반입니다.</w:t>
       </w:r>
     </w:p>
     <w:p>
@@ -199,7 +218,7 @@
           <w:b w:val="0"/>
           <w:sz w:val="21"/>
         </w:rPr>
-        <w:t>초연 당시부터 전 유럽의 찬사를 이끌어낸 이 작품은 LP 시대 개막 이후 하이파이(Hi-Fi) 스테레오 사운드의 표준 레퍼토리로 각광받으며 클래식 차트 상위권을 장기 집권하였고, 발레 모음곡 및 전곡 음반 모두 수십만 장 이상의 판매고를 올리며 클래식 스테디셀러로 굳건히 자리매김했습니다.</w:t>
+        <w:t>초연 이후 20세기를 거쳐 오늘날에 이르기까지 수많은 명연으로 재발매되었으며, 클래식 음반 시장에서 전 세계 애호가들의 필청반으로 자리 잡아 수백만 장 이상의 누적 판매를 기록한 불멸의 스테디셀러입니다.</w:t>
       </w:r>
     </w:p>
     <w:p>
@@ -230,7 +249,7 @@
           <w:b w:val="0"/>
           <w:sz w:val="21"/>
         </w:rPr>
-        <w:t>그라모폰 어워드(Gramophone Classical Music Awards)를 비롯하여 에디슨 어워드, 일본 레코드 아카데미상 등 세계 유수의 클래식 음반상을 휩쓴 명연주자들의 명반 카탈로그에 지속적으로 등재되며 음악사적 가치와 권위를 공인받았습니다.</w:t>
+        <w:t>그라모폰(Gramophone) 클래식 음반 가이드 추천반, 펭귄 가이드 핵심 추천반(Key Recording) 등에 반복적으로 등재되며 오케스트레이션의 완성도와 예술성을 세계 유수의 평단으로부터 공인받았습니다.</w:t>
       </w:r>
     </w:p>
     <w:p>
@@ -337,7 +356,7 @@
           <w:b w:val="0"/>
           <w:sz w:val="21"/>
         </w:rPr>
-        <w:t>솔로</w:t>
+        <w:t>솔로 (작곡가)</w:t>
       </w:r>
     </w:p>
     <w:p>
@@ -368,7 +387,7 @@
           <w:b w:val="0"/>
           <w:sz w:val="21"/>
         </w:rPr>
-        <w:t>표트르 일리치 차이코프스키는 서구적인 고전 교향악 양식과 러시아 고유의 깊은 우수, 그리고 천재적인 선율미를 융합하여 19세기 낭만주의 음악의 정점을 이룩한 거장입니다. 교향곡과 협주곡뿐만 아니라 발레 음악의 지평을 완전히 바꾸어 놓은 그는 드라마틱한 감정선과 서정성으로 오늘날까지 전 세계 음악 애호가들에게 가장 깊은 사랑을 받는 위대한 작곡가입니다.</w:t>
+        <w:t>서유럽 고전주의의 정교한 형식미와 러시아 특유의 짙은 우수, 그리고 격정적인 낭만성을 결합한 클래식 음악사 최고의 멜로디스트입니다. 교향곡, 협주곡, 오페라, 발레 등 전 장르를 아우르며 인간 심연의 고독과 환희를 드라마틱한 관현악법으로 구현해 냈으며, 현대 대중음악과 영화음악의 멜로디 구조에도 지대한 족적을 남긴 거장입니다.</w:t>
       </w:r>
     </w:p>
     <w:p>
@@ -413,7 +432,7 @@
           <w:b w:val="0"/>
           <w:sz w:val="21"/>
         </w:rPr>
-        <w:t>&lt;백조의 호수&gt;, &lt;호두까기 인형&gt;과 함께 차이코프스키 3대 발레 음악의 중심을 이루는 이 음반은 프랑스 궁정 발레의 우아한 형식미와 러시아 오케스트라의 격정이 결합한 기념비적 이정표입니다. 무대 뒤 보조 예술에 머물던 발레 음악을 순수 교향시의 반열로 끌어올림으로써 후대 스트라빈스키와 프로코피예프로 이어지는 현대 발레 음악의 모태가 되었습니다.</w:t>
+        <w:t>발레 음악을 무용수들의 동작을 맞추기 위한 기능적 배경음악에서 교향악적 완성도를 지닌 독립된 예술 장르로 혁신한 결정적 작품입니다. 이 음반은 후대 스트라빈스키, 프로코피예프의 현대 발레 음악 탄생에 지대한 교량 역할을 수행했습니다.</w:t>
       </w:r>
     </w:p>
     <w:p>
@@ -444,7 +463,7 @@
           <w:b w:val="0"/>
           <w:sz w:val="21"/>
         </w:rPr>
-        <w:t>제정 러시아 말기 귀족 문화의 황금기를 수놓았던 이 화려한 음악은 20세기 전란과 격변을 겪은 현대인들에게 영원한 아름다움과 순수를 상기시키는 정서적 안식처가 되었습니다. 특히 LP 전성기 시절 거실의 턴테이블을 통해 동화 속 환상의 세계를 재현해 내며 음악을 통한 낭만과 위안의 시대를 활짝 열어젖혔습니다.</w:t>
+        <w:t>19세기 말 낭만주의 황혼기에 제정 러시아의 화려한 궁정 문화가 꽃피우던 찬란한 미학과, 세기말의 불안 속에서도 순수한 동화적 구원과 낭만을 꿈꾸던 시대적 열망이 농밀하게 투영되어 있습니다.</w:t>
       </w:r>
     </w:p>
     <w:p>
@@ -489,7 +508,99 @@
           <w:b w:val="0"/>
           <w:sz w:val="21"/>
         </w:rPr>
-        <w:t>악마 카라보스의 불길한 테마와 라일락 요정의 고결한 선율이 극적으로 대립하는 '서곡(Prologue)', 우아하고 화려한 선율로 대중에게 가장 친숙한 '왈츠(Waltz)', 하프의 찬란한 아르페지오와 현악기의 농밀한 호흡이 극치를 이루는 '로즈 아다지오(Rose Adagio)' 등 매 순간 마법처럼 펼쳐지는 오케스트라의 색채가 깊은 황홀경을 선사합니다.</w:t>
+      </w:r>
+    </w:p>
+    <w:p>
+      <w:pPr>
+        <w:spacing w:line="324" w:lineRule="auto" w:after="80"/>
+      </w:pPr>
+      <w:r>
+        <w:rPr w:rFonts="맑은 고딕">
+          <w:rFonts w:ascii="맑은 고딕" w:hAnsi="맑은 고딕" w:eastAsia="맑은 고딕"/>
+          <w:b w:val="0"/>
+          <w:color w:val="6B7280"/>
+          <w:sz w:val="21"/>
+        </w:rPr>
+        <w:t xml:space="preserve">· </w:t>
+      </w:r>
+      <w:r>
+        <w:rPr w:rFonts="맑은 고딕">
+          <w:rFonts w:ascii="맑은 고딕" w:hAnsi="맑은 고딕" w:eastAsia="맑은 고딕"/>
+          <w:b/>
+          <w:color w:val="1F2937"/>
+          <w:sz w:val="21"/>
+        </w:rPr>
+        <w:t xml:space="preserve">'장미의 아다지오(Rose Adagio)': </w:t>
+      </w:r>
+      <w:r>
+        <w:rPr w:rFonts="맑은 고딕">
+          <w:rFonts w:ascii="맑은 고딕" w:hAnsi="맑은 고딕" w:eastAsia="맑은 고딕"/>
+          <w:b w:val="0"/>
+          <w:sz w:val="21"/>
+        </w:rPr>
+        <w:t>오로라 공주와 네 구혼자의 만남을 그린 곡으로, 하프의 영롱한 아르페지오 위로 서서히 고조되는 현악의 유장한 선율이 벅찬 감동을 자아냅니다.</w:t>
+      </w:r>
+    </w:p>
+    <w:p>
+      <w:pPr>
+        <w:spacing w:line="324" w:lineRule="auto" w:after="80"/>
+      </w:pPr>
+      <w:r>
+        <w:rPr w:rFonts="맑은 고딕">
+          <w:rFonts w:ascii="맑은 고딕" w:hAnsi="맑은 고딕" w:eastAsia="맑은 고딕"/>
+          <w:b w:val="0"/>
+          <w:color w:val="6B7280"/>
+          <w:sz w:val="21"/>
+        </w:rPr>
+        <w:t xml:space="preserve">· </w:t>
+      </w:r>
+      <w:r>
+        <w:rPr w:rFonts="맑은 고딕">
+          <w:rFonts w:ascii="맑은 고딕" w:hAnsi="맑은 고딕" w:eastAsia="맑은 고딕"/>
+          <w:b/>
+          <w:color w:val="1F2937"/>
+          <w:sz w:val="21"/>
+        </w:rPr>
+        <w:t xml:space="preserve">'왈츠(Waltz, Act 1)': </w:t>
+      </w:r>
+      <w:r>
+        <w:rPr w:rFonts="맑은 고딕">
+          <w:rFonts w:ascii="맑은 고딕" w:hAnsi="맑은 고딕" w:eastAsia="맑은 고딕"/>
+          <w:b w:val="0"/>
+          <w:sz w:val="21"/>
+        </w:rPr>
+        <w:t>우아하면서도 역동적인 리듬감과 화려한 관현악의 색채감이 돋보이는 곡으로, 대중적으로도 가장 널리 사랑받는 매혹적인 춤곡입니다.</w:t>
+      </w:r>
+    </w:p>
+    <w:p>
+      <w:pPr>
+        <w:spacing w:line="324" w:lineRule="auto" w:after="80"/>
+      </w:pPr>
+      <w:r>
+        <w:rPr w:rFonts="맑은 고딕">
+          <w:rFonts w:ascii="맑은 고딕" w:hAnsi="맑은 고딕" w:eastAsia="맑은 고딕"/>
+          <w:b w:val="0"/>
+          <w:color w:val="6B7280"/>
+          <w:sz w:val="21"/>
+        </w:rPr>
+        <w:t xml:space="preserve">· </w:t>
+      </w:r>
+      <w:r>
+        <w:rPr w:rFonts="맑은 고딕">
+          <w:rFonts w:ascii="맑은 고딕" w:hAnsi="맑은 고딕" w:eastAsia="맑은 고딕"/>
+          <w:b/>
+          <w:color w:val="1F2937"/>
+          <w:sz w:val="21"/>
+        </w:rPr>
+        <w:t xml:space="preserve">'파 드 되(Pas de deux)': </w:t>
+      </w:r>
+      <w:r>
+        <w:rPr w:rFonts="맑은 고딕">
+          <w:rFonts w:ascii="맑은 고딕" w:hAnsi="맑은 고딕" w:eastAsia="맑은 고딕"/>
+          <w:b w:val="0"/>
+          <w:sz w:val="21"/>
+        </w:rPr>
+        <w:t>사랑의 승리와 완성을 알리는 피날레적 정점으로, 섬세한 독주 악기들의 대화와 장엄한 투티(Tutti)의 대비가 극적인 서정성을 선사합니다.</w:t>
       </w:r>
     </w:p>
     <w:p>
@@ -520,7 +631,7 @@
           <w:b w:val="0"/>
           <w:sz w:val="21"/>
         </w:rPr>
-        <w:t>바이닐의 소리골을 스치는 바늘 끝에서 피어나는 온기 어린 배음은 현악기 군의 풍성한 질감과 금관악기의 찬연한 광채를 놀랍도록 입체적으로 재현합니다. 진공관 앰프 특유의 포근한 잔향과 어우러질 때 대편성 오케스트라의 웅장한 다이내믹 레인지는 물론, 목관악기의 가녀린 숨결까지 선명하게 살아나 마치 마린스키 극장의 로열 박스석에 앉아 있는 듯한 감동을 전해줍니다.</w:t>
+        <w:t>진공관 앰프 특유의 포근한 배음과 턴테이블 카트리지가 긁어내는 아날로그 특유의 자연스러운 다이내믹 레인지 속에서 감상할 때 그 진가가 드러납니다. 묵직한 더블베이스의 울림과 공간을 가득 채우는 바이올린의 비단결 같은 질감을 음미해 보시길 권합니다.</w:t>
       </w:r>
     </w:p>
     <w:p>
@@ -551,7 +662,7 @@
           <w:b w:val="0"/>
           <w:sz w:val="21"/>
         </w:rPr>
-        <w:t>정교한 오케스트레이션과 극적인 선율미가 최상의 밸런스를 이루는 본 음반은 아날로그 오디오 시스템의 충실도와 음악적 뉘앙스를 온전히 체감할 수 있는 최고의 오디오파일용 명반입니다. 세월의 흐름 속에서도 퇴색되지 않는 고귀한 예술적 품격을 지닌, 모든 LP 컬렉터의 서랍 한편을 반드시 차지해야 할 필수 소장반입니다.</w:t>
+        <w:t>차이코프스키 3대 발레 명작 중 음악적 짜임새와 오케스트레이션이 가장 완벽하다고 평가받는 앨범으로, 아날로그 황금기 사운드의 깊이를 체감할 수 있어 클래식과 바이닐 컬렉터 모두에게 필수적인 수집 가치를 지닙니다.</w:t>
       </w:r>
     </w:p>
     <w:p>
@@ -565,7 +676,7 @@
           <w:color w:val="4338CA"/>
           <w:sz w:val="21"/>
         </w:rPr>
-        <w:t>이 음반을 통해 차이코프스키가 아날로그 바이닐의 숨결 속에 봉인해 둔 찬란한 동화적 낭만과 웅장한 관현악이 전해주는 감동을 다시 한번 경험해 보시는 것은 어떨까요?</w:t>
+        <w:t>이 음반을 통해 한 세기를 뛰어넘어 영원한 마법처럼 피어나는 차이코프스키의 찬란한 선율이 전해주는 감동을 다시 한번 경험해 보시는 것은 어떨까요?</w:t>
       </w:r>
     </w:p>
     <w:sectPr>
